--- a/Chapter_05_Electronic_Structure_and_Periodicity.docx
+++ b/Chapter_05_Electronic_Structure_and_Periodicity.docx
@@ -8591,6 +8591,217 @@
           <w:bCs/>
         </w:rPr>
         <w:t xml:space="preserve">Answer Key: 1-C   2-C   3-C   4-B   5-C   6-B   7-B   8-D   9-D   10-C</w:t>
+      </w:r>
+    </w:p>
+    <w:p>
+      <w:pPr>
+        <w:spacing w:after="120" w:line="300"/>
+      </w:pPr>
+      <w:r>
+        <w:rPr>
+          <w:b/>
+        </w:rPr>
+        <w:t>Answer Key — Worked Rationales</w:t>
+      </w:r>
+    </w:p>
+    <w:p>
+      <w:pPr>
+        <w:spacing w:after="120" w:line="300"/>
+      </w:pPr>
+      <w:r>
+        <w:rPr>
+          <w:b/>
+        </w:rPr>
+        <w:t xml:space="preserve">1. </w:t>
+      </w:r>
+      <w:r>
+        <w:t xml:space="preserve">C. </w:t>
+      </w:r>
+      <w:r>
+        <w:rPr>
+          <w:i/>
+        </w:rPr>
+        <w:t>The periodic law: properties recur as a function of atomic number (Z), not mass — Mendeleev's original mass ordering had several anomalies that Z fixed.</w:t>
+      </w:r>
+    </w:p>
+    <w:p>
+      <w:pPr>
+        <w:spacing w:after="120" w:line="300"/>
+      </w:pPr>
+      <w:r>
+        <w:rPr>
+          <w:b/>
+        </w:rPr>
+        <w:t xml:space="preserve">2. </w:t>
+      </w:r>
+      <w:r>
+        <w:t xml:space="preserve">C. </w:t>
+      </w:r>
+      <w:r>
+        <w:rPr>
+          <w:i/>
+        </w:rPr>
+        <w:t>A d subshell holds 5 orbitals (ml = −2, −1, 0, +1, +2).</w:t>
+      </w:r>
+    </w:p>
+    <w:p>
+      <w:pPr>
+        <w:spacing w:after="120" w:line="300"/>
+      </w:pPr>
+      <w:r>
+        <w:rPr>
+          <w:b/>
+        </w:rPr>
+        <w:t xml:space="preserve">3. </w:t>
+      </w:r>
+      <w:r>
+        <w:t xml:space="preserve">C. </w:t>
+      </w:r>
+      <w:r>
+        <w:rPr>
+          <w:i/>
+        </w:rPr>
+        <w:t>Maximum capacity of shell n is 2n² = 2(3)² = 18.</w:t>
+      </w:r>
+    </w:p>
+    <w:p>
+      <w:pPr>
+        <w:spacing w:after="120" w:line="300"/>
+      </w:pPr>
+      <w:r>
+        <w:rPr>
+          <w:b/>
+        </w:rPr>
+        <w:t xml:space="preserve">4. </w:t>
+      </w:r>
+      <w:r>
+        <w:t xml:space="preserve">B. </w:t>
+      </w:r>
+      <w:r>
+        <w:rPr>
+          <w:i/>
+        </w:rPr>
+        <w:t>P (Z = 15): 1s² 2s² 2p⁶ 3s² 3p³ — fill the 3p with 3 electrons.</w:t>
+      </w:r>
+    </w:p>
+    <w:p>
+      <w:pPr>
+        <w:spacing w:after="120" w:line="300"/>
+      </w:pPr>
+      <w:r>
+        <w:rPr>
+          <w:b/>
+        </w:rPr>
+        <w:t xml:space="preserve">5. </w:t>
+      </w:r>
+      <w:r>
+        <w:t xml:space="preserve">C. </w:t>
+      </w:r>
+      <w:r>
+        <w:rPr>
+          <w:i/>
+        </w:rPr>
+        <w:t>Br (Z = 35) past Ar (Z = 18) fills 4s² 3d¹⁰ 4p⁵ → [Ar] 4s² 3d¹⁰ 4p⁵.</w:t>
+      </w:r>
+    </w:p>
+    <w:p>
+      <w:pPr>
+        <w:spacing w:after="120" w:line="300"/>
+      </w:pPr>
+      <w:r>
+        <w:rPr>
+          <w:b/>
+        </w:rPr>
+        <w:t xml:space="preserve">6. </w:t>
+      </w:r>
+      <w:r>
+        <w:t xml:space="preserve">B. </w:t>
+      </w:r>
+      <w:r>
+        <w:rPr>
+          <w:i/>
+        </w:rPr>
+        <w:t>[Kr] 5s² 4d¹⁰ 5p⁴ has 36 + 16 = 52 electrons → Te (tellurium).</w:t>
+      </w:r>
+    </w:p>
+    <w:p>
+      <w:pPr>
+        <w:spacing w:after="120" w:line="300"/>
+      </w:pPr>
+      <w:r>
+        <w:rPr>
+          <w:b/>
+        </w:rPr>
+        <w:t xml:space="preserve">7. </w:t>
+      </w:r>
+      <w:r>
+        <w:t xml:space="preserve">B. </w:t>
+      </w:r>
+      <w:r>
+        <w:rPr>
+          <w:i/>
+        </w:rPr>
+        <w:t>Hund's rule: place one electron in each orbital of a degenerate set with parallel spins before pairing.</w:t>
+      </w:r>
+    </w:p>
+    <w:p>
+      <w:pPr>
+        <w:spacing w:after="120" w:line="300"/>
+      </w:pPr>
+      <w:r>
+        <w:rPr>
+          <w:b/>
+        </w:rPr>
+        <w:t xml:space="preserve">8. </w:t>
+      </w:r>
+      <w:r>
+        <w:t xml:space="preserve">D. </w:t>
+      </w:r>
+      <w:r>
+        <w:rPr>
+          <w:i/>
+        </w:rPr>
+        <w:t>Rb is in period 5; atomic radius increases down a group, so Rb &gt; K &gt; Na &gt; Li.</w:t>
+      </w:r>
+    </w:p>
+    <w:p>
+      <w:pPr>
+        <w:spacing w:after="120" w:line="300"/>
+      </w:pPr>
+      <w:r>
+        <w:rPr>
+          <w:b/>
+        </w:rPr>
+        <w:t xml:space="preserve">9. </w:t>
+      </w:r>
+      <w:r>
+        <w:t xml:space="preserve">D. </w:t>
+      </w:r>
+      <w:r>
+        <w:rPr>
+          <w:i/>
+        </w:rPr>
+        <w:t>Metallic character increases down a group and decreases across a period; Cs is bottom-left of the listed options → most metallic.</w:t>
+      </w:r>
+    </w:p>
+    <w:p>
+      <w:pPr>
+        <w:spacing w:after="120" w:line="300"/>
+      </w:pPr>
+      <w:r>
+        <w:rPr>
+          <w:b/>
+        </w:rPr>
+        <w:t xml:space="preserve">10. </w:t>
+      </w:r>
+      <w:r>
+        <w:t xml:space="preserve">C. </w:t>
+      </w:r>
+      <w:r>
+        <w:rPr>
+          <w:i/>
+        </w:rPr>
+        <w:t>Period 4, Group 12, d-block: Zn (Z = 30, [Ar] 4s² 3d¹⁰).</w:t>
       </w:r>
     </w:p>
     <w:p>

--- a/Chapter_05_Electronic_Structure_and_Periodicity.docx
+++ b/Chapter_05_Electronic_Structure_and_Periodicity.docx
@@ -52,6 +52,17 @@
       </w:pPr>
       <w:r>
         <w:t xml:space="preserve">This chapter takes that insight and uses it to organize all 118 elements. We will see why the periodic table has the shape it has, why atomic size shrinks across a row and grows down a column, why metals appear on the left and nonmetals on the right, and why the orderly march of element properties — chemical periodicity — was visible to chemists decades before anyone could explain it. The explanation, when it finally came in the 1920s, was the modern quantum theory of the atom, and it is the foundation on which the rest of the course rests.</w:t>
+      </w:r>
+    </w:p>
+    <w:p>
+      <w:r>
+        <w:rPr>
+          <w:b/>
+        </w:rPr>
+        <w:t xml:space="preserve">Why this matters: </w:t>
+      </w:r>
+      <w:r>
+        <w:t>Electron configurations and periodic trends are the predictive engine of chemistry. Once you know the state of an electron and how tightly the atom holds it, you can predict whether two elements will form an ionic or a covalent bond (Chapter 6), how a metal will behave in a redox reaction (general chemistry), and which carbon in a molecule a reagent will attack (organic chemistry). The same trends explain why semiconductors behave the way they do in pre-engineering electronics courses and why some metals are toxic in pre-med biochemistry. Learn the periodic table as a map of behavior, not just a list of names — that is what every later course assumes you have done.</w:t>
       </w:r>
     </w:p>
     <w:p>
